--- a/ЛР №1.docx
+++ b/ЛР №1.docx
@@ -118,7 +118,25 @@
           <w:sz w:val="28"/>
           <w:szCs w:val="28"/>
         </w:rPr>
-        <w:t>Заказчик: городской портал(сам город)</w:t>
+        <w:t xml:space="preserve">Заказчик: городской </w:t>
+      </w:r>
+      <w:proofErr w:type="gramStart"/>
+      <w:r>
+        <w:rPr>
+          <w:rFonts w:ascii="Times New Roman" w:hAnsi="Times New Roman" w:cs="Times New Roman"/>
+          <w:sz w:val="28"/>
+          <w:szCs w:val="28"/>
+        </w:rPr>
+        <w:t>портал(</w:t>
+      </w:r>
+      <w:proofErr w:type="gramEnd"/>
+      <w:r>
+        <w:rPr>
+          <w:rFonts w:ascii="Times New Roman" w:hAnsi="Times New Roman" w:cs="Times New Roman"/>
+          <w:sz w:val="28"/>
+          <w:szCs w:val="28"/>
+        </w:rPr>
+        <w:t>сам город)</w:t>
       </w:r>
     </w:p>
     <w:p>
@@ -1336,7 +1354,25 @@
                 <w:sz w:val="28"/>
                 <w:szCs w:val="28"/>
               </w:rPr>
-              <w:t>Опубликованное объявление или объявление на которое я откликнулся</w:t>
+              <w:t xml:space="preserve">Опубликованное объявление или </w:t>
+            </w:r>
+            <w:proofErr w:type="gramStart"/>
+            <w:r>
+              <w:rPr>
+                <w:rFonts w:ascii="Times New Roman" w:hAnsi="Times New Roman" w:cs="Times New Roman"/>
+                <w:sz w:val="28"/>
+                <w:szCs w:val="28"/>
+              </w:rPr>
+              <w:t>объявление</w:t>
+            </w:r>
+            <w:proofErr w:type="gramEnd"/>
+            <w:r>
+              <w:rPr>
+                <w:rFonts w:ascii="Times New Roman" w:hAnsi="Times New Roman" w:cs="Times New Roman"/>
+                <w:sz w:val="28"/>
+                <w:szCs w:val="28"/>
+              </w:rPr>
+              <w:t xml:space="preserve"> на которое я откликнулся</w:t>
             </w:r>
           </w:p>
         </w:tc>
@@ -2582,6 +2618,14 @@
                 <w:szCs w:val="28"/>
               </w:rPr>
             </w:pPr>
+            <w:r>
+              <w:rPr>
+                <w:rFonts w:ascii="Times New Roman" w:hAnsi="Times New Roman" w:cs="Times New Roman"/>
+                <w:sz w:val="28"/>
+                <w:szCs w:val="28"/>
+              </w:rPr>
+              <w:t>Николаевский Никита Вячеславович</w:t>
+            </w:r>
           </w:p>
         </w:tc>
       </w:tr>
@@ -2628,6 +2672,14 @@
                 <w:szCs w:val="28"/>
               </w:rPr>
             </w:pPr>
+            <w:r>
+              <w:rPr>
+                <w:rFonts w:ascii="Times New Roman" w:hAnsi="Times New Roman" w:cs="Times New Roman"/>
+                <w:sz w:val="28"/>
+                <w:szCs w:val="28"/>
+              </w:rPr>
+              <w:t>Заказчик (представитель администрации города)</w:t>
+            </w:r>
           </w:p>
         </w:tc>
       </w:tr>
@@ -2666,7 +2718,23 @@
           <w:tcPr>
             <w:tcW w:w="4673" w:type="dxa"/>
           </w:tcPr>
-          <w:p/>
+          <w:p>
+            <w:pPr>
+              <w:rPr>
+                <w:rFonts w:ascii="Times New Roman" w:hAnsi="Times New Roman" w:cs="Times New Roman"/>
+                <w:sz w:val="28"/>
+                <w:szCs w:val="28"/>
+              </w:rPr>
+            </w:pPr>
+            <w:r>
+              <w:rPr>
+                <w:rFonts w:ascii="Times New Roman" w:hAnsi="Times New Roman" w:cs="Times New Roman"/>
+                <w:sz w:val="28"/>
+                <w:szCs w:val="28"/>
+              </w:rPr>
+              <w:t>Принимаю решения о финансировании и развитии платформы для жителей города.</w:t>
+            </w:r>
+          </w:p>
         </w:tc>
       </w:tr>
       <w:tr>
@@ -2712,6 +2780,14 @@
                 <w:szCs w:val="28"/>
               </w:rPr>
             </w:pPr>
+            <w:r>
+              <w:rPr>
+                <w:rFonts w:ascii="Times New Roman" w:hAnsi="Times New Roman" w:cs="Times New Roman"/>
+                <w:sz w:val="28"/>
+                <w:szCs w:val="28"/>
+              </w:rPr>
+              <w:t>Еженедельно (отчеты, планерки)</w:t>
+            </w:r>
           </w:p>
         </w:tc>
       </w:tr>
@@ -2758,6 +2834,14 @@
                 <w:szCs w:val="28"/>
               </w:rPr>
             </w:pPr>
+            <w:r>
+              <w:rPr>
+                <w:rFonts w:ascii="Times New Roman" w:hAnsi="Times New Roman" w:cs="Times New Roman"/>
+                <w:sz w:val="28"/>
+                <w:szCs w:val="28"/>
+              </w:rPr>
+              <w:t>Формирую требования к системе, утверждаю бюджет, принимаю готовый продукт.</w:t>
+            </w:r>
           </w:p>
         </w:tc>
       </w:tr>
@@ -2804,6 +2888,14 @@
                 <w:szCs w:val="28"/>
               </w:rPr>
             </w:pPr>
+            <w:r>
+              <w:rPr>
+                <w:rFonts w:ascii="Times New Roman" w:hAnsi="Times New Roman" w:cs="Times New Roman"/>
+                <w:sz w:val="28"/>
+                <w:szCs w:val="28"/>
+              </w:rPr>
+              <w:t>Для жителей города — чтобы им было удобно обмениваться вещами и услугами.</w:t>
+            </w:r>
           </w:p>
         </w:tc>
       </w:tr>
@@ -2850,6 +2942,14 @@
                 <w:szCs w:val="28"/>
               </w:rPr>
             </w:pPr>
+            <w:r>
+              <w:rPr>
+                <w:rFonts w:ascii="Times New Roman" w:hAnsi="Times New Roman" w:cs="Times New Roman"/>
+                <w:sz w:val="28"/>
+                <w:szCs w:val="28"/>
+              </w:rPr>
+              <w:t>Бюджет проекта, отчеты от администратора, обратная связь от жителей.</w:t>
+            </w:r>
           </w:p>
         </w:tc>
       </w:tr>
@@ -2896,6 +2996,14 @@
                 <w:szCs w:val="28"/>
               </w:rPr>
             </w:pPr>
+            <w:r>
+              <w:rPr>
+                <w:rFonts w:ascii="Times New Roman" w:hAnsi="Times New Roman" w:cs="Times New Roman"/>
+                <w:sz w:val="28"/>
+                <w:szCs w:val="28"/>
+              </w:rPr>
+              <w:t>Запущенная и работающая платформа, довольные жители, положительный имидж администрации.</w:t>
+            </w:r>
           </w:p>
         </w:tc>
       </w:tr>
@@ -2942,6 +3050,14 @@
                 <w:szCs w:val="28"/>
               </w:rPr>
             </w:pPr>
+            <w:r>
+              <w:rPr>
+                <w:rFonts w:ascii="Times New Roman" w:hAnsi="Times New Roman" w:cs="Times New Roman"/>
+                <w:sz w:val="28"/>
+                <w:szCs w:val="28"/>
+              </w:rPr>
+              <w:t>Количество активных пользователей, снижение жалоб, экономия бюджета, положительные отзывы от жителей.</w:t>
+            </w:r>
           </w:p>
         </w:tc>
       </w:tr>
@@ -2988,6 +3104,48 @@
                 <w:szCs w:val="28"/>
               </w:rPr>
             </w:pPr>
+            <w:r>
+              <w:rPr>
+                <w:rFonts w:ascii="Times New Roman" w:hAnsi="Times New Roman" w:cs="Times New Roman"/>
+                <w:sz w:val="28"/>
+                <w:szCs w:val="28"/>
+              </w:rPr>
+              <w:t xml:space="preserve">1) Сейчас жители жалуются на хаос в чатах. </w:t>
+            </w:r>
+          </w:p>
+          <w:p>
+            <w:pPr>
+              <w:rPr>
+                <w:rFonts w:ascii="Times New Roman" w:hAnsi="Times New Roman" w:cs="Times New Roman"/>
+                <w:sz w:val="28"/>
+                <w:szCs w:val="28"/>
+              </w:rPr>
+            </w:pPr>
+            <w:r>
+              <w:rPr>
+                <w:rFonts w:ascii="Times New Roman" w:hAnsi="Times New Roman" w:cs="Times New Roman"/>
+                <w:sz w:val="28"/>
+                <w:szCs w:val="28"/>
+              </w:rPr>
+              <w:t>2) Нет единой городской площадки.</w:t>
+            </w:r>
+          </w:p>
+          <w:p>
+            <w:pPr>
+              <w:rPr>
+                <w:rFonts w:ascii="Times New Roman" w:hAnsi="Times New Roman" w:cs="Times New Roman"/>
+                <w:sz w:val="28"/>
+                <w:szCs w:val="28"/>
+              </w:rPr>
+            </w:pPr>
+            <w:r>
+              <w:rPr>
+                <w:rFonts w:ascii="Times New Roman" w:hAnsi="Times New Roman" w:cs="Times New Roman"/>
+                <w:sz w:val="28"/>
+                <w:szCs w:val="28"/>
+              </w:rPr>
+              <w:t>3) Сложно контролировать качество.</w:t>
+            </w:r>
           </w:p>
         </w:tc>
       </w:tr>
@@ -3034,6 +3192,14 @@
                 <w:szCs w:val="28"/>
               </w:rPr>
             </w:pPr>
+            <w:r>
+              <w:rPr>
+                <w:rFonts w:ascii="Times New Roman" w:hAnsi="Times New Roman" w:cs="Times New Roman"/>
+                <w:sz w:val="28"/>
+                <w:szCs w:val="28"/>
+              </w:rPr>
+              <w:t>Цифровизация городских сервисов, жители ждут удобных решений от администрации.</w:t>
+            </w:r>
           </w:p>
         </w:tc>
       </w:tr>
@@ -3098,6 +3264,23 @@
                 <w:szCs w:val="28"/>
               </w:rPr>
             </w:pPr>
+            <w:r>
+              <w:rPr>
+                <w:rFonts w:ascii="Times New Roman" w:hAnsi="Times New Roman" w:cs="Times New Roman"/>
+                <w:sz w:val="28"/>
+                <w:szCs w:val="28"/>
+              </w:rPr>
+              <w:t xml:space="preserve">Бесплатная для жителей платформа, удобная модерация, возможность масштабирования на весь город, минимальные затраты на поддержку, </w:t>
+            </w:r>
+            <w:r>
+              <w:rPr>
+                <w:rFonts w:ascii="Times New Roman" w:hAnsi="Times New Roman" w:cs="Times New Roman"/>
+                <w:sz w:val="28"/>
+                <w:szCs w:val="28"/>
+              </w:rPr>
+              <w:lastRenderedPageBreak/>
+              <w:t>положительный отклик от населения.</w:t>
+            </w:r>
           </w:p>
         </w:tc>
       </w:tr>
